--- a/output/publication/ai-fms-multichannel-release-2026-08-25/03-acm-iui-2027-demo/AI-FMS_IUI_2027_Demo_Paper.docx
+++ b/output/publication/ai-fms-multichannel-release-2026-08-25/03-acm-iui-2027-demo/AI-FMS_IUI_2027_Demo_Paper.docx
@@ -27,7 +27,7 @@
           <w:b/>
           <w:i w:val="0"/>
         </w:rPr>
-        <w:t>Haoran Zhu</w:t>
+        <w:t>Haoran ZHU</w:t>
       </w:r>
     </w:p>
     <w:p>
@@ -35,13 +35,7 @@
         <w:pStyle w:val="Affiliation"/>
       </w:pPr>
       <w:r>
-        <w:rPr>
-          <w:b w:val="0"/>
-          <w:i w:val="0"/>
-          <w:color w:val="7A5A00"/>
-          <w:highlight w:val="yellow"/>
-        </w:rPr>
-        <w:t>[CONFIRM AFFILIATION]</w:t>
+        <w:t>Kang Chiao International School East China Campus</w:t>
       </w:r>
     </w:p>
     <w:p>
@@ -49,13 +43,7 @@
         <w:pStyle w:val="Affiliation"/>
       </w:pPr>
       <w:r>
-        <w:rPr>
-          <w:b w:val="0"/>
-          <w:i w:val="0"/>
-          <w:color w:val="7A5A00"/>
-          <w:highlight w:val="yellow"/>
-        </w:rPr>
-        <w:t>[CONFIRM CITY, COUNTRY]</w:t>
+        <w:t>China</w:t>
       </w:r>
     </w:p>
     <w:p>
@@ -63,25 +51,7 @@
         <w:pStyle w:val="Affiliation"/>
       </w:pPr>
       <w:r>
-        <w:rPr>
-          <w:b w:val="0"/>
-          <w:i w:val="0"/>
-          <w:color w:val="7A5A00"/>
-          <w:highlight w:val="yellow"/>
-        </w:rPr>
-        <w:t>[CONFIRM EMAIL]</w:t>
-      </w:r>
-    </w:p>
-    <w:p>
-      <w:pPr>
-        <w:pStyle w:val="Authors"/>
-      </w:pPr>
-      <w:r>
-        <w:rPr>
-          <w:b/>
-          <w:i w:val="0"/>
-        </w:rPr>
-        <w:t>[CONFIRM ADDITIONAL HUMAN AUTHOR(S), AFFILIATIONS, AND EMAILS]</w:t>
+        <w:t>13061747546@163.com</w:t>
       </w:r>
     </w:p>
     <w:p>
@@ -137,7 +107,7 @@
         <w:pStyle w:val="Para"/>
       </w:pPr>
       <w:r>
-        <w:t>AI-FMS is a browser-based interface designed around this distribution of responsibility: AI organizes repetitions, pose evidence, explanations, and first-pass suggestions; the reviewer owns protocol, confidence, unscorable decisions, and the final score. The contribution combines a seven-movement workflow, protocol-aware abstention, a blind rating mode separated from evidence inspection, and traceable adjudication/export. It is an interface and feasibility contribution, not clinical validation.</w:t>
+        <w:t>AI-FMS is a browser-based interface designed around this distribution of responsibility: AI organizes repetitions, pose evidence, explanations, and first-pass suggestions; the reviewer owns protocol, confidence, unscorable decisions, and the final score. The contribution combines a seven-movement workflow, protocol-aware abstention, a blind rating mode separated from evidence inspection, and traceable adjudication/export. It is an interface and feasibility contribution, not clinical validation. The broader system and Phase I study are documented in an unreviewed Zenodo preprint [6]; this submission focuses on the interaction design and demonstration.</w:t>
       </w:r>
     </w:p>
     <w:p>
@@ -684,7 +654,7 @@
         <w:pStyle w:val="PostHeadPara"/>
       </w:pPr>
       <w:r>
-        <w:t>The four-minute local demo uses permission-cleared video. It moves from ingest, range, segmentation, and looped playback to pose evidence and explanation; the presenter then changes a reviewer-controlled condition, opens an abstention case, switches to blind Study Mode and adjudication/export, and compares same-score movement evidence. One laptop and modern browser are sufficient, and the demo runs offline with preloaded media. No private participant record, proprietary course content, or cloud account is used.</w:t>
+        <w:t>The local interactive demo uses permission-cleared video; the accompanying system walkthrough is under three minutes. It moves from ingest, range, segmentation, and looped playback to pose evidence and explanation; the presenter then changes a reviewer-controlled condition, opens an abstention case, switches to blind Study Mode and adjudication/export, and compares same-score movement evidence. One laptop and modern browser are sufficient, and the demo runs offline with preloaded media. No private participant record, proprietary course content, or cloud account is used.</w:t>
       </w:r>
     </w:p>
     <w:p>
@@ -700,7 +670,7 @@
         <w:pStyle w:val="PostHeadPara"/>
       </w:pPr>
       <w:r>
-        <w:t>The convenience corpus is small, heterogeneous, and nested by video; the reviewers represent one trained pair; the AI benchmark is internal; and two-dimensional pose remains camera-sensitive. The study did not compare review with and without visible AI. Next work will use permission-cleared held-out video, additional reviewers, and a randomized assistance study measuring time, confidence, corrections, decisions, and appropriate reliance.</w:t>
+        <w:t>The convenience corpus is small, heterogeneous, and nested by video; the study includes only two reviewers, one of whom (Haoran ZHU) completed FMS Level 1 and Level 2 certification; the AI benchmark is internal; and two-dimensional pose remains camera-sensitive. The study did not compare review with and without visible AI. Next work will use permission-cleared held-out video, additional reviewers, and a randomized assistance study measuring time, confidence, corrections, decisions, and appropriate reliance.</w:t>
       </w:r>
     </w:p>
     <w:p>
@@ -721,27 +691,26 @@
     </w:p>
     <w:p>
       <w:pPr>
-        <w:pStyle w:val="AckHead"/>
-      </w:pPr>
-      <w:r>
-        <w:t>Acknowledgments and Generative AI Use Disclosure</w:t>
-      </w:r>
-    </w:p>
-    <w:p>
-      <w:pPr>
-        <w:pStyle w:val="AckPara"/>
-      </w:pPr>
-      <w:r>
-        <w:rPr>
-          <w:b w:val="0"/>
-          <w:i w:val="0"/>
-          <w:color w:val="7A5A00"/>
-          <w:highlight w:val="yellow"/>
-        </w:rPr>
-        <w:t>[CONFIRM HUMAN ACKNOWLEDGMENTS.]</w:t>
-      </w:r>
-      <w:r>
-        <w:t xml:space="preserve"> OpenAI Codex assisted implementation, tests, data and statistical scripts, figures, editing, and portions of drafting under human direction. Human authors defined the research and FMS protocol, audited scoring, corrected errors, verified results and references, set the claim boundaries, and take full responsibility for the work.</w:t>
+        <w:pStyle w:val="Head1"/>
+      </w:pPr>
+      <w:r>
+        <w:t>Generative AI Use Disclosure</w:t>
+      </w:r>
+    </w:p>
+    <w:p>
+      <w:pPr>
+        <w:pStyle w:val="PostHeadPara"/>
+      </w:pPr>
+      <w:r>
+        <w:t>OpenAI Codex assisted implementation, tests, data and statistical scripts, figures, editing, and portions of drafting under human direction. The human author defined the research and FMS protocol, audited scoring, corrected errors, verified results and references, set the claim boundaries, and takes full responsibility for the work.</w:t>
+      </w:r>
+    </w:p>
+    <w:p>
+      <w:pPr>
+        <w:pStyle w:val="Para"/>
+      </w:pPr>
+      <w:r>
+        <w:t>No external funding was received. The author declares no competing interests.</w:t>
       </w:r>
     </w:p>
     <w:p>
@@ -840,6 +809,14 @@
       </w:r>
       <w:r>
         <w:t xml:space="preserve"> 70, 4, 213-220. https://doi.org/10.1037/h0026256</w:t>
+      </w:r>
+    </w:p>
+    <w:p>
+      <w:pPr>
+        <w:pStyle w:val="Bibentry"/>
+      </w:pPr>
+      <w:r>
+        <w:t>Haoran ZHU. 2026. AI-FMS: System Development, Phase I Evaluation, and Human-AI Collaboration in FMS Video Review. Zenodo preprint, version 1.0. https://doi.org/10.5281/zenodo.23118144</w:t>
       </w:r>
     </w:p>
     <w:sectPr>
